--- a/docs/requerimientos_funcionales/obligatorios/rf_15/plantilla_rf15.docx
+++ b/docs/requerimientos_funcionales/obligatorios/rf_15/plantilla_rf15.docx
@@ -165,25 +165,34 @@
           <w:szCs w:val="20"/>
           <w:lang w:val="es-AR"/>
         </w:rPr>
-        <w:t>Usuario autenticado</w:t>
-      </w:r>
-      <w:r>
-        <w:rPr>
-          <w:bCs/>
-          <w:sz w:val="20"/>
-          <w:szCs w:val="20"/>
-          <w:lang w:val="es-AR"/>
-        </w:rPr>
-        <w:t xml:space="preserve"> perteneciente a un refugio desea publicar una mascota disponible </w:t>
-      </w:r>
-      <w:r>
-        <w:rPr>
-          <w:bCs/>
-          <w:sz w:val="20"/>
-          <w:szCs w:val="20"/>
-          <w:lang w:val="es-AR"/>
-        </w:rPr>
-        <w:t>para adopción o administrar la información asociada a cada publicación.</w:t>
+        <w:t>Usuario</w:t>
+      </w:r>
+      <w:r>
+        <w:rPr>
+          <w:bCs/>
+          <w:sz w:val="20"/>
+          <w:szCs w:val="20"/>
+          <w:lang w:val="es-AR"/>
+        </w:rPr>
+        <w:t xml:space="preserve"> desea autenticarse </w:t>
+      </w:r>
+      <w:r>
+        <w:rPr>
+          <w:bCs/>
+          <w:sz w:val="20"/>
+          <w:szCs w:val="20"/>
+          <w:lang w:val="es-AR"/>
+        </w:rPr>
+        <w:t xml:space="preserve">para acceder </w:t>
+      </w:r>
+      <w:r>
+        <w:rPr>
+          <w:bCs/>
+          <w:sz w:val="20"/>
+          <w:szCs w:val="20"/>
+          <w:lang w:val="es-AR"/>
+        </w:rPr>
+        <w:t>al Programa Municipal de Bienestar Animal.</w:t>
       </w:r>
     </w:p>
     <w:p>
@@ -229,16 +238,7 @@
           <w:szCs w:val="20"/>
           <w:lang w:val="es-AR"/>
         </w:rPr>
-        <w:t xml:space="preserve">Cliente </w:t>
-      </w:r>
-      <w:r>
-        <w:rPr>
-          <w:bCs/>
-          <w:sz w:val="20"/>
-          <w:szCs w:val="20"/>
-          <w:lang w:val="es-AR"/>
-        </w:rPr>
-        <w:t>logra o no publicar una mascota para adopción o administrar la información asociada a una publicación.</w:t>
+        <w:t>Usuario logra o no autenticarse para acceder al Programa Municipal de Bienestar Animal.</w:t>
       </w:r>
     </w:p>
     <w:p>
@@ -284,7 +284,16 @@
           <w:szCs w:val="20"/>
           <w:lang w:val="es-AR"/>
         </w:rPr>
-        <w:t>Seleccionar generar publicación.</w:t>
+        <w:t xml:space="preserve">Solicitar </w:t>
+      </w:r>
+      <w:r>
+        <w:rPr>
+          <w:bCs/>
+          <w:sz w:val="20"/>
+          <w:szCs w:val="20"/>
+          <w:lang w:val="es-AR"/>
+        </w:rPr>
+        <w:t>ingreso datos del Usuario.</w:t>
       </w:r>
     </w:p>
     <w:p>
@@ -307,7 +316,7 @@
           <w:szCs w:val="20"/>
           <w:lang w:val="es-AR"/>
         </w:rPr>
-        <w:t>Solicitar ingresar datos mascota.</w:t>
+        <w:t>Ingresar datos del Usuario.</w:t>
       </w:r>
     </w:p>
     <w:p>
@@ -330,7 +339,7 @@
           <w:szCs w:val="20"/>
           <w:lang w:val="es-AR"/>
         </w:rPr>
-        <w:t>Ingresar datos mascota.</w:t>
+        <w:t>Autenticar Usuario.</w:t>
       </w:r>
     </w:p>
     <w:p>
@@ -353,7 +362,7 @@
           <w:szCs w:val="20"/>
           <w:lang w:val="es-AR"/>
         </w:rPr>
-        <w:t>Solicitar ingreso datos de publicación.</w:t>
+        <w:t>Confirmar éxito en autenticación.</w:t>
       </w:r>
     </w:p>
     <w:p>
@@ -376,7 +385,7 @@
           <w:szCs w:val="20"/>
           <w:lang w:val="es-AR"/>
         </w:rPr>
-        <w:t>Ingresar datos de publicación.</w:t>
+        <w:t>Registrar datos de autenticación.</w:t>
       </w:r>
     </w:p>
     <w:p>
@@ -399,7 +408,30 @@
           <w:szCs w:val="20"/>
           <w:lang w:val="es-AR"/>
         </w:rPr>
-        <w:t>Confirmar publicación.</w:t>
+        <w:t>Determinar y asignar permisos.</w:t>
+      </w:r>
+    </w:p>
+    <w:p>
+      <w:pPr>
+        <w:numPr>
+          <w:ilvl w:val="0"/>
+          <w:numId w:val="1"/>
+        </w:numPr>
+        <w:rPr>
+          <w:bCs/>
+          <w:sz w:val="20"/>
+          <w:szCs w:val="20"/>
+          <w:lang w:val="es-AR"/>
+        </w:rPr>
+      </w:pPr>
+      <w:r>
+        <w:rPr>
+          <w:bCs/>
+          <w:sz w:val="20"/>
+          <w:szCs w:val="20"/>
+          <w:lang w:val="es-AR"/>
+        </w:rPr>
+        <w:t>¿Dónde existen decisiones o caminos alternativos?</w:t>
       </w:r>
     </w:p>
     <w:p>
@@ -422,7 +454,48 @@
           <w:szCs w:val="20"/>
           <w:lang w:val="es-AR"/>
         </w:rPr>
-        <w:t>Realizar Publicación.</w:t>
+        <w:t>¿</w:t>
+      </w:r>
+      <w:r>
+        <w:rPr>
+          <w:bCs/>
+          <w:sz w:val="20"/>
+          <w:szCs w:val="20"/>
+          <w:lang w:val="es-AR"/>
+        </w:rPr>
+        <w:t>Se pudo autenticar el usuario?</w:t>
+      </w:r>
+    </w:p>
+    <w:p>
+      <w:pPr>
+        <w:numPr>
+          <w:ilvl w:val="1"/>
+          <w:numId w:val="1"/>
+        </w:numPr>
+        <w:rPr>
+          <w:bCs/>
+          <w:sz w:val="20"/>
+          <w:szCs w:val="20"/>
+          <w:lang w:val="es-AR"/>
+        </w:rPr>
+      </w:pPr>
+      <w:r>
+        <w:rPr>
+          <w:bCs/>
+          <w:sz w:val="20"/>
+          <w:szCs w:val="20"/>
+          <w:lang w:val="es-AR"/>
+        </w:rPr>
+        <w:t>¿</w:t>
+      </w:r>
+      <w:r>
+        <w:rPr>
+          <w:bCs/>
+          <w:sz w:val="20"/>
+          <w:szCs w:val="20"/>
+          <w:lang w:val="es-AR"/>
+        </w:rPr>
+        <w:t>Se pudo registrar los datos de autenticación?</w:t>
       </w:r>
     </w:p>
     <w:p>
@@ -445,7 +518,7 @@
           <w:szCs w:val="20"/>
           <w:lang w:val="es-AR"/>
         </w:rPr>
-        <w:t>¿Dónde existen decisiones o caminos alternativos?</w:t>
+        <w:t>¿Qué información se genera o consume en cada actividad?</w:t>
       </w:r>
     </w:p>
     <w:p>
@@ -468,16 +541,16 @@
           <w:szCs w:val="20"/>
           <w:lang w:val="es-AR"/>
         </w:rPr>
-        <w:t>¿</w:t>
-      </w:r>
-      <w:r>
-        <w:rPr>
-          <w:bCs/>
-          <w:sz w:val="20"/>
-          <w:szCs w:val="20"/>
-          <w:lang w:val="es-AR"/>
-        </w:rPr>
-        <w:t>La publicación ya existe?</w:t>
+        <w:t xml:space="preserve">CUIL </w:t>
+      </w:r>
+      <w:r>
+        <w:rPr>
+          <w:bCs/>
+          <w:sz w:val="20"/>
+          <w:szCs w:val="20"/>
+          <w:lang w:val="es-AR"/>
+        </w:rPr>
+        <w:t>Usuario</w:t>
       </w:r>
     </w:p>
     <w:p>
@@ -500,7 +573,7 @@
           <w:szCs w:val="20"/>
           <w:lang w:val="es-AR"/>
         </w:rPr>
-        <w:t>¿La mascota está registrada?</w:t>
+        <w:t>Clave Usuario</w:t>
       </w:r>
     </w:p>
     <w:p>
@@ -523,266 +596,7 @@
           <w:szCs w:val="20"/>
           <w:lang w:val="es-AR"/>
         </w:rPr>
-        <w:t>¿Se logra realizar la publicación?</w:t>
-      </w:r>
-    </w:p>
-    <w:p>
-      <w:pPr>
-        <w:numPr>
-          <w:ilvl w:val="0"/>
-          <w:numId w:val="1"/>
-        </w:numPr>
-        <w:rPr>
-          <w:bCs/>
-          <w:sz w:val="20"/>
-          <w:szCs w:val="20"/>
-          <w:lang w:val="es-AR"/>
-        </w:rPr>
-      </w:pPr>
-      <w:r>
-        <w:rPr>
-          <w:bCs/>
-          <w:sz w:val="20"/>
-          <w:szCs w:val="20"/>
-          <w:lang w:val="es-AR"/>
-        </w:rPr>
-        <w:t>¿Qué información se genera o consume en cada actividad?</w:t>
-      </w:r>
-    </w:p>
-    <w:p>
-      <w:pPr>
-        <w:numPr>
-          <w:ilvl w:val="1"/>
-          <w:numId w:val="1"/>
-        </w:numPr>
-        <w:rPr>
-          <w:bCs/>
-          <w:sz w:val="20"/>
-          <w:szCs w:val="20"/>
-          <w:lang w:val="es-AR"/>
-        </w:rPr>
-      </w:pPr>
-      <w:r>
-        <w:rPr>
-          <w:bCs/>
-          <w:sz w:val="20"/>
-          <w:szCs w:val="20"/>
-          <w:lang w:val="es-AR"/>
-        </w:rPr>
-        <w:t>Nro. Registro Municipal</w:t>
-      </w:r>
-    </w:p>
-    <w:p>
-      <w:pPr>
-        <w:numPr>
-          <w:ilvl w:val="1"/>
-          <w:numId w:val="1"/>
-        </w:numPr>
-        <w:rPr>
-          <w:bCs/>
-          <w:sz w:val="20"/>
-          <w:szCs w:val="20"/>
-          <w:lang w:val="es-AR"/>
-        </w:rPr>
-      </w:pPr>
-      <w:r>
-        <w:rPr>
-          <w:bCs/>
-          <w:sz w:val="20"/>
-          <w:szCs w:val="20"/>
-          <w:lang w:val="es-AR"/>
-        </w:rPr>
-        <w:t>Nro. Publicación</w:t>
-      </w:r>
-    </w:p>
-    <w:p>
-      <w:pPr>
-        <w:numPr>
-          <w:ilvl w:val="1"/>
-          <w:numId w:val="1"/>
-        </w:numPr>
-        <w:rPr>
-          <w:bCs/>
-          <w:sz w:val="20"/>
-          <w:szCs w:val="20"/>
-          <w:lang w:val="es-AR"/>
-        </w:rPr>
-      </w:pPr>
-      <w:r>
-        <w:rPr>
-          <w:bCs/>
-          <w:sz w:val="20"/>
-          <w:szCs w:val="20"/>
-          <w:lang w:val="es-AR"/>
-        </w:rPr>
-        <w:t>Fecha Publicación</w:t>
-      </w:r>
-    </w:p>
-    <w:p>
-      <w:pPr>
-        <w:numPr>
-          <w:ilvl w:val="1"/>
-          <w:numId w:val="1"/>
-        </w:numPr>
-        <w:rPr>
-          <w:bCs/>
-          <w:sz w:val="20"/>
-          <w:szCs w:val="20"/>
-          <w:lang w:val="es-AR"/>
-        </w:rPr>
-      </w:pPr>
-      <w:r>
-        <w:rPr>
-          <w:bCs/>
-          <w:sz w:val="20"/>
-          <w:szCs w:val="20"/>
-          <w:lang w:val="es-AR"/>
-        </w:rPr>
-        <w:t>ID Refugio</w:t>
-      </w:r>
-    </w:p>
-    <w:p>
-      <w:pPr>
-        <w:numPr>
-          <w:ilvl w:val="1"/>
-          <w:numId w:val="1"/>
-        </w:numPr>
-        <w:rPr>
-          <w:bCs/>
-          <w:sz w:val="20"/>
-          <w:szCs w:val="20"/>
-          <w:lang w:val="es-AR"/>
-        </w:rPr>
-      </w:pPr>
-      <w:r>
-        <w:rPr>
-          <w:bCs/>
-          <w:sz w:val="20"/>
-          <w:szCs w:val="20"/>
-          <w:lang w:val="es-AR"/>
-        </w:rPr>
-        <w:t>CUIL Publicante</w:t>
-      </w:r>
-    </w:p>
-    <w:p>
-      <w:pPr>
-        <w:numPr>
-          <w:ilvl w:val="1"/>
-          <w:numId w:val="1"/>
-        </w:numPr>
-        <w:rPr>
-          <w:bCs/>
-          <w:sz w:val="20"/>
-          <w:szCs w:val="20"/>
-          <w:lang w:val="es-AR"/>
-        </w:rPr>
-      </w:pPr>
-      <w:r>
-        <w:rPr>
-          <w:bCs/>
-          <w:sz w:val="20"/>
-          <w:szCs w:val="20"/>
-          <w:lang w:val="es-AR"/>
-        </w:rPr>
-        <w:t>Caracteristicas Mascota</w:t>
-      </w:r>
-    </w:p>
-    <w:p>
-      <w:pPr>
-        <w:numPr>
-          <w:ilvl w:val="1"/>
-          <w:numId w:val="1"/>
-        </w:numPr>
-        <w:rPr>
-          <w:bCs/>
-          <w:sz w:val="20"/>
-          <w:szCs w:val="20"/>
-          <w:lang w:val="es-AR"/>
-        </w:rPr>
-      </w:pPr>
-      <w:r>
-        <w:rPr>
-          <w:bCs/>
-          <w:sz w:val="20"/>
-          <w:szCs w:val="20"/>
-          <w:lang w:val="es-AR"/>
-        </w:rPr>
-        <w:t>Condición</w:t>
-      </w:r>
-      <w:r>
-        <w:rPr>
-          <w:bCs/>
-          <w:sz w:val="20"/>
-          <w:szCs w:val="20"/>
-          <w:lang w:val="es-AR"/>
-        </w:rPr>
-        <w:t xml:space="preserve"> Sanitaria</w:t>
-      </w:r>
-    </w:p>
-    <w:p>
-      <w:pPr>
-        <w:numPr>
-          <w:ilvl w:val="1"/>
-          <w:numId w:val="1"/>
-        </w:numPr>
-        <w:rPr>
-          <w:bCs/>
-          <w:sz w:val="20"/>
-          <w:szCs w:val="20"/>
-          <w:lang w:val="es-AR"/>
-        </w:rPr>
-      </w:pPr>
-      <w:r>
-        <w:rPr>
-          <w:bCs/>
-          <w:sz w:val="20"/>
-          <w:szCs w:val="20"/>
-          <w:lang w:val="es-AR"/>
-        </w:rPr>
-        <w:t>Foto</w:t>
-      </w:r>
-    </w:p>
-    <w:p>
-      <w:pPr>
-        <w:numPr>
-          <w:ilvl w:val="1"/>
-          <w:numId w:val="1"/>
-        </w:numPr>
-        <w:rPr>
-          <w:bCs/>
-          <w:sz w:val="20"/>
-          <w:szCs w:val="20"/>
-          <w:lang w:val="es-AR"/>
-        </w:rPr>
-      </w:pPr>
-      <w:r>
-        <w:rPr>
-          <w:bCs/>
-          <w:sz w:val="20"/>
-          <w:szCs w:val="20"/>
-          <w:lang w:val="es-AR"/>
-        </w:rPr>
-        <w:t>Estado Publicación</w:t>
-      </w:r>
-    </w:p>
-    <w:p>
-      <w:pPr>
-        <w:rPr>
-          <w:bCs/>
-          <w:sz w:val="20"/>
-          <w:szCs w:val="20"/>
-          <w:lang w:val="es-AR"/>
-        </w:rPr>
-      </w:pPr>
-      <w:r>
-        <w:rPr>
-          <w:b/>
-          <w:bCs/>
-          <w:sz w:val="20"/>
-          <w:szCs w:val="20"/>
-          <w:lang w:val="es-AR"/>
-        </w:rPr>
-        <w:t>Resultado:</w:t>
+        <w:t>Token</w:t>
       </w:r>
     </w:p>
     <w:p>
@@ -1179,7 +993,7 @@
                 <w:szCs w:val="20"/>
                 <w:lang w:val="es-AR"/>
               </w:rPr>
-              <w:t>Seleccionar generar publicación.</w:t>
+              <w:t>Solicitar ingreso datos del Usuario.</w:t>
             </w:r>
           </w:p>
         </w:tc>
@@ -1253,8 +1067,7 @@
                 <w:szCs w:val="20"/>
                 <w:lang w:val="es-AR"/>
               </w:rPr>
-              <w:lastRenderedPageBreak/>
-              <w:t>Solicitar ingresar datos mascota.</w:t>
+              <w:t>Ingresar datos del Usuario.</w:t>
             </w:r>
           </w:p>
         </w:tc>
@@ -1328,7 +1141,7 @@
                 <w:szCs w:val="20"/>
                 <w:lang w:val="es-AR"/>
               </w:rPr>
-              <w:t>Ingresar datos mascota.</w:t>
+              <w:t>Autenticar Usuario.</w:t>
             </w:r>
           </w:p>
         </w:tc>
@@ -1352,7 +1165,7 @@
                 <w:szCs w:val="20"/>
                 <w:lang w:val="es-AR"/>
               </w:rPr>
-              <w:t>Plataforma Angular</w:t>
+              <w:t>Plataforma Angular -&gt; Mascotas Córdoba</w:t>
             </w:r>
           </w:p>
         </w:tc>
@@ -1376,7 +1189,7 @@
                 <w:szCs w:val="20"/>
                 <w:lang w:val="es-AR"/>
               </w:rPr>
-              <w:t>No</w:t>
+              <w:t>Sí</w:t>
             </w:r>
           </w:p>
         </w:tc>
@@ -1403,7 +1216,27 @@
                 <w:szCs w:val="20"/>
                 <w:lang w:val="es-AR"/>
               </w:rPr>
-              <w:t>Solicitar ingreso datos de publicación.</w:t>
+              <w:t xml:space="preserve">Confirmar éxito en </w:t>
+            </w:r>
+          </w:p>
+          <w:p>
+            <w:pPr>
+              <w:ind w:left="708" w:hanging="708"/>
+              <w:rPr>
+                <w:bCs/>
+                <w:sz w:val="20"/>
+                <w:szCs w:val="20"/>
+                <w:lang w:val="es-AR"/>
+              </w:rPr>
+            </w:pPr>
+            <w:r>
+              <w:rPr>
+                <w:bCs/>
+                <w:sz w:val="20"/>
+                <w:szCs w:val="20"/>
+                <w:lang w:val="es-AR"/>
+              </w:rPr>
+              <w:t>autenticación.</w:t>
             </w:r>
           </w:p>
         </w:tc>
@@ -1478,7 +1311,27 @@
                 <w:szCs w:val="20"/>
                 <w:lang w:val="es-AR"/>
               </w:rPr>
-              <w:t>Confirmar publicación.</w:t>
+              <w:t xml:space="preserve">Registrar datos de </w:t>
+            </w:r>
+          </w:p>
+          <w:p>
+            <w:pPr>
+              <w:ind w:left="708" w:hanging="708"/>
+              <w:rPr>
+                <w:bCs/>
+                <w:sz w:val="20"/>
+                <w:szCs w:val="20"/>
+                <w:lang w:val="es-AR"/>
+              </w:rPr>
+            </w:pPr>
+            <w:r>
+              <w:rPr>
+                <w:bCs/>
+                <w:sz w:val="20"/>
+                <w:szCs w:val="20"/>
+                <w:lang w:val="es-AR"/>
+              </w:rPr>
+              <w:t>autenticación.</w:t>
             </w:r>
           </w:p>
         </w:tc>
@@ -1553,7 +1406,27 @@
                 <w:szCs w:val="20"/>
                 <w:lang w:val="es-AR"/>
               </w:rPr>
-              <w:t>Realizar Publicación.</w:t>
+              <w:t xml:space="preserve">Determinar y asignar </w:t>
+            </w:r>
+          </w:p>
+          <w:p>
+            <w:pPr>
+              <w:ind w:left="708" w:hanging="708"/>
+              <w:rPr>
+                <w:bCs/>
+                <w:sz w:val="20"/>
+                <w:szCs w:val="20"/>
+                <w:lang w:val="es-AR"/>
+              </w:rPr>
+            </w:pPr>
+            <w:r>
+              <w:rPr>
+                <w:bCs/>
+                <w:sz w:val="20"/>
+                <w:szCs w:val="20"/>
+                <w:lang w:val="es-AR"/>
+              </w:rPr>
+              <w:t>permisos.</w:t>
             </w:r>
           </w:p>
         </w:tc>
@@ -1577,17 +1450,23 @@
                 <w:szCs w:val="20"/>
                 <w:lang w:val="es-AR"/>
               </w:rPr>
-              <w:t>Plataforma Angular</w:t>
-            </w:r>
-            <w:r>
+              <w:t xml:space="preserve">Plataforma Angular </w:t>
+            </w:r>
+          </w:p>
+        </w:tc>
+        <w:tc>
+          <w:tcPr>
+            <w:tcW w:w="3260" w:type="dxa"/>
+          </w:tcPr>
+          <w:p>
+            <w:pPr>
               <w:rPr>
                 <w:bCs/>
                 <w:sz w:val="20"/>
                 <w:szCs w:val="20"/>
                 <w:lang w:val="es-AR"/>
               </w:rPr>
-              <w:t xml:space="preserve"> -&gt; </w:t>
-            </w:r>
+            </w:pPr>
             <w:r>
               <w:rPr>
                 <w:bCs/>
@@ -1595,31 +1474,7 @@
                 <w:szCs w:val="20"/>
                 <w:lang w:val="es-AR"/>
               </w:rPr>
-              <w:t>Mascotas Córdoba</w:t>
-            </w:r>
-          </w:p>
-        </w:tc>
-        <w:tc>
-          <w:tcPr>
-            <w:tcW w:w="3260" w:type="dxa"/>
-          </w:tcPr>
-          <w:p>
-            <w:pPr>
-              <w:rPr>
-                <w:bCs/>
-                <w:sz w:val="20"/>
-                <w:szCs w:val="20"/>
-                <w:lang w:val="es-AR"/>
-              </w:rPr>
-            </w:pPr>
-            <w:r>
-              <w:rPr>
-                <w:bCs/>
-                <w:sz w:val="20"/>
-                <w:szCs w:val="20"/>
-                <w:lang w:val="es-AR"/>
-              </w:rPr>
-              <w:t>Sí</w:t>
+              <w:t>No</w:t>
             </w:r>
           </w:p>
         </w:tc>
@@ -2257,7 +2112,7 @@
           <w:szCs w:val="20"/>
           <w:lang w:val="es-AR"/>
         </w:rPr>
-        <w:t>Gestión de Refugios</w:t>
+        <w:t>Acceso a la Plataforma</w:t>
       </w:r>
       <w:r>
         <w:rPr>
@@ -2312,7 +2167,7 @@
           <w:szCs w:val="20"/>
           <w:lang w:val="es-AR"/>
         </w:rPr>
-        <w:t>AdministrarPublicación</w:t>
+        <w:t>AutenticarUsuario</w:t>
       </w:r>
       <w:r>
         <w:rPr>
@@ -2521,7 +2376,6 @@
           <w:szCs w:val="20"/>
           <w:lang w:val="es-AR"/>
         </w:rPr>
-        <w:lastRenderedPageBreak/>
         <w:t xml:space="preserve">¿Qué reglas debe cumplir? </w:t>
       </w:r>
     </w:p>
@@ -2665,6 +2519,7 @@
           <w:sz w:val="20"/>
           <w:szCs w:val="20"/>
         </w:rPr>
+        <w:lastRenderedPageBreak/>
         <w:t>Nombre</w:t>
       </w:r>
       <w:r>
@@ -2679,7 +2534,7 @@
           <w:sz w:val="20"/>
           <w:szCs w:val="20"/>
         </w:rPr>
-        <w:t>Administrar Publicación</w:t>
+        <w:t>Autenticar Usuario</w:t>
       </w:r>
     </w:p>
     <w:p>
@@ -2733,14 +2588,14 @@
           <w:sz w:val="20"/>
           <w:szCs w:val="20"/>
         </w:rPr>
-        <w:t xml:space="preserve">Permitir a los Clientes </w:t>
-      </w:r>
-      <w:r>
-        <w:rPr>
-          <w:sz w:val="20"/>
-          <w:szCs w:val="20"/>
-        </w:rPr>
-        <w:t>registrar o actualizar una publicación de adopción de una mascota.</w:t>
+        <w:t xml:space="preserve">Permitir a los </w:t>
+      </w:r>
+      <w:r>
+        <w:rPr>
+          <w:sz w:val="20"/>
+          <w:szCs w:val="20"/>
+        </w:rPr>
+        <w:t>Usuarios autenticarse para acceder al Programa Municipal de Bienestar Municipal.</w:t>
       </w:r>
     </w:p>
     <w:p>
@@ -2796,21 +2651,14 @@
           <w:sz w:val="20"/>
           <w:szCs w:val="20"/>
         </w:rPr>
-        <w:t xml:space="preserve">el Cliente </w:t>
-      </w:r>
-      <w:r>
-        <w:rPr>
-          <w:sz w:val="20"/>
-          <w:szCs w:val="20"/>
-        </w:rPr>
-        <w:t xml:space="preserve">desea </w:t>
-      </w:r>
-      <w:r>
-        <w:rPr>
-          <w:sz w:val="20"/>
-          <w:szCs w:val="20"/>
-        </w:rPr>
-        <w:t>registrar o actualizar una publicación de adopción de una mascota, y finaliza cuando lo logra o no.</w:t>
+        <w:t xml:space="preserve">el </w:t>
+      </w:r>
+      <w:r>
+        <w:rPr>
+          <w:sz w:val="20"/>
+          <w:szCs w:val="20"/>
+        </w:rPr>
+        <w:t>Usuario desea autenticarse, y finaliza cuando lo logra o no.</w:t>
       </w:r>
     </w:p>
     <w:p>
@@ -2866,7 +2714,7 @@
           <w:sz w:val="20"/>
           <w:szCs w:val="20"/>
         </w:rPr>
-        <w:t>Gestionar Publicaciones de Adopción</w:t>
+        <w:t>Autenticar Usuario</w:t>
       </w:r>
       <w:r>
         <w:rPr>
@@ -3004,7 +2852,7 @@
           <w:sz w:val="20"/>
           <w:szCs w:val="20"/>
         </w:rPr>
-        <w:t>Registra o Actualiza una Publicación de Adopción.</w:t>
+        <w:t>Gestionar el Acceso a la Plataforma.</w:t>
       </w:r>
     </w:p>
     <w:p>
@@ -3124,7 +2972,7 @@
                 <w:sz w:val="20"/>
                 <w:szCs w:val="20"/>
               </w:rPr>
-              <w:t>AdministrarPublicación</w:t>
+              <w:t>AutenticarUsuario</w:t>
             </w:r>
             <w:r>
               <w:rPr>
@@ -3168,7 +3016,14 @@
                 <w:sz w:val="20"/>
                 <w:szCs w:val="20"/>
               </w:rPr>
-              <w:t>ara crear o actualizar una publicación de adopción.</w:t>
+              <w:t xml:space="preserve">ara </w:t>
+            </w:r>
+            <w:r>
+              <w:rPr>
+                <w:sz w:val="20"/>
+                <w:szCs w:val="20"/>
+              </w:rPr>
+              <w:t>autenticar un usuario, y obtener un token que lo identifique a él y sus permisos.</w:t>
             </w:r>
           </w:p>
         </w:tc>
@@ -3441,7 +3296,7 @@
                 <w:sz w:val="20"/>
                 <w:szCs w:val="20"/>
               </w:rPr>
-              <w:t>Token</w:t>
+              <w:t>CUIL</w:t>
             </w:r>
           </w:p>
         </w:tc>
@@ -3501,7 +3356,7 @@
                 <w:sz w:val="20"/>
                 <w:szCs w:val="20"/>
               </w:rPr>
-              <w:t>1, 32</w:t>
+              <w:t>11</w:t>
             </w:r>
           </w:p>
         </w:tc>
@@ -3521,7 +3376,7 @@
                 <w:sz w:val="20"/>
                 <w:szCs w:val="20"/>
               </w:rPr>
-              <w:t>WADS3431…</w:t>
+              <w:t>23447907119</w:t>
             </w:r>
           </w:p>
         </w:tc>
@@ -3537,20 +3392,16 @@
           <w:p>
             <w:pPr>
               <w:rPr>
-                <w:bCs/>
-                <w:sz w:val="20"/>
-                <w:szCs w:val="20"/>
-                <w:lang w:val="es-AR"/>
-              </w:rPr>
-            </w:pPr>
-            <w:r>
-              <w:rPr>
-                <w:bCs/>
-                <w:sz w:val="20"/>
-                <w:szCs w:val="20"/>
-                <w:lang w:val="es-AR"/>
-              </w:rPr>
-              <w:t>Nro. Registro Municipal</w:t>
+                <w:sz w:val="20"/>
+                <w:szCs w:val="20"/>
+              </w:rPr>
+            </w:pPr>
+            <w:r>
+              <w:rPr>
+                <w:sz w:val="20"/>
+                <w:szCs w:val="20"/>
+              </w:rPr>
+              <w:t>Clave</w:t>
             </w:r>
           </w:p>
         </w:tc>
@@ -3610,14 +3461,14 @@
                 <w:sz w:val="20"/>
                 <w:szCs w:val="20"/>
               </w:rPr>
-              <w:t xml:space="preserve">1, </w:t>
-            </w:r>
-            <w:r>
-              <w:rPr>
-                <w:sz w:val="20"/>
-                <w:szCs w:val="20"/>
-              </w:rPr>
-              <w:t>64</w:t>
+              <w:t>1,</w:t>
+            </w:r>
+            <w:r>
+              <w:rPr>
+                <w:sz w:val="20"/>
+                <w:szCs w:val="20"/>
+              </w:rPr>
+              <w:t xml:space="preserve"> 64</w:t>
             </w:r>
           </w:p>
         </w:tc>
@@ -3637,7 +3488,143 @@
                 <w:sz w:val="20"/>
                 <w:szCs w:val="20"/>
               </w:rPr>
-              <w:t>AAee221…</w:t>
+              <w:t>bananasBailando…</w:t>
+            </w:r>
+          </w:p>
+        </w:tc>
+      </w:tr>
+      <w:tr>
+        <w:tc>
+          <w:tcPr>
+            <w:tcW w:w="9854" w:type="dxa"/>
+            <w:gridSpan w:val="5"/>
+            <w:shd w:val="clear" w:color="auto" w:fill="D9E2F3"/>
+          </w:tcPr>
+          <w:p>
+            <w:pPr>
+              <w:rPr>
+                <w:b/>
+                <w:sz w:val="20"/>
+                <w:szCs w:val="20"/>
+              </w:rPr>
+            </w:pPr>
+            <w:r>
+              <w:rPr>
+                <w:b/>
+                <w:sz w:val="20"/>
+                <w:szCs w:val="20"/>
+              </w:rPr>
+              <w:t>Respuesta</w:t>
+            </w:r>
+          </w:p>
+        </w:tc>
+      </w:tr>
+      <w:tr>
+        <w:trPr>
+          <w:trHeight w:val="203"/>
+        </w:trPr>
+        <w:tc>
+          <w:tcPr>
+            <w:tcW w:w="1928" w:type="dxa"/>
+            <w:vAlign w:val="center"/>
+          </w:tcPr>
+          <w:p>
+            <w:pPr>
+              <w:rPr>
+                <w:sz w:val="20"/>
+                <w:szCs w:val="20"/>
+              </w:rPr>
+            </w:pPr>
+            <w:r>
+              <w:rPr>
+                <w:sz w:val="20"/>
+                <w:szCs w:val="20"/>
+              </w:rPr>
+              <w:t>Campo</w:t>
+            </w:r>
+          </w:p>
+        </w:tc>
+        <w:tc>
+          <w:tcPr>
+            <w:tcW w:w="1920" w:type="dxa"/>
+            <w:vAlign w:val="center"/>
+          </w:tcPr>
+          <w:p>
+            <w:pPr>
+              <w:rPr>
+                <w:sz w:val="20"/>
+                <w:szCs w:val="20"/>
+              </w:rPr>
+            </w:pPr>
+            <w:r>
+              <w:rPr>
+                <w:sz w:val="20"/>
+                <w:szCs w:val="20"/>
+              </w:rPr>
+              <w:t>Tipo</w:t>
+            </w:r>
+          </w:p>
+        </w:tc>
+        <w:tc>
+          <w:tcPr>
+            <w:tcW w:w="1933" w:type="dxa"/>
+            <w:vAlign w:val="center"/>
+          </w:tcPr>
+          <w:p>
+            <w:pPr>
+              <w:rPr>
+                <w:sz w:val="20"/>
+                <w:szCs w:val="20"/>
+              </w:rPr>
+            </w:pPr>
+            <w:r>
+              <w:rPr>
+                <w:sz w:val="20"/>
+                <w:szCs w:val="20"/>
+              </w:rPr>
+              <w:t>Tipo de Dato</w:t>
+            </w:r>
+          </w:p>
+        </w:tc>
+        <w:tc>
+          <w:tcPr>
+            <w:tcW w:w="1899" w:type="dxa"/>
+            <w:vAlign w:val="center"/>
+          </w:tcPr>
+          <w:p>
+            <w:pPr>
+              <w:rPr>
+                <w:sz w:val="20"/>
+                <w:szCs w:val="20"/>
+              </w:rPr>
+            </w:pPr>
+            <w:r>
+              <w:rPr>
+                <w:sz w:val="20"/>
+                <w:szCs w:val="20"/>
+              </w:rPr>
+              <w:t>Longitud [Min, Max]</w:t>
+            </w:r>
+          </w:p>
+        </w:tc>
+        <w:tc>
+          <w:tcPr>
+            <w:tcW w:w="2174" w:type="dxa"/>
+            <w:vAlign w:val="center"/>
+          </w:tcPr>
+          <w:p>
+            <w:pPr>
+              <w:rPr>
+                <w:sz w:val="20"/>
+                <w:szCs w:val="20"/>
+              </w:rPr>
+            </w:pPr>
+            <w:r>
+              <w:rPr>
+                <w:sz w:val="20"/>
+                <w:szCs w:val="20"/>
+              </w:rPr>
+              <w:t>Ejemplo de contenido del campo</w:t>
             </w:r>
           </w:p>
         </w:tc>
@@ -3653,20 +3640,16 @@
           <w:p>
             <w:pPr>
               <w:rPr>
-                <w:bCs/>
-                <w:sz w:val="20"/>
-                <w:szCs w:val="20"/>
-                <w:lang w:val="es-AR"/>
-              </w:rPr>
-            </w:pPr>
-            <w:r>
-              <w:rPr>
-                <w:bCs/>
-                <w:sz w:val="20"/>
-                <w:szCs w:val="20"/>
-                <w:lang w:val="es-AR"/>
-              </w:rPr>
-              <w:t>Nro. Publicación</w:t>
+                <w:sz w:val="20"/>
+                <w:szCs w:val="20"/>
+              </w:rPr>
+            </w:pPr>
+            <w:r>
+              <w:rPr>
+                <w:sz w:val="20"/>
+                <w:szCs w:val="20"/>
+              </w:rPr>
+              <w:t>Código de Respuesta</w:t>
             </w:r>
           </w:p>
         </w:tc>
@@ -3686,7 +3669,7 @@
                 <w:sz w:val="20"/>
                 <w:szCs w:val="20"/>
               </w:rPr>
-              <w:t>Opcional</w:t>
+              <w:t>Mandatorio</w:t>
             </w:r>
           </w:p>
         </w:tc>
@@ -3706,7 +3689,7 @@
                 <w:sz w:val="20"/>
                 <w:szCs w:val="20"/>
               </w:rPr>
-              <w:t>Int</w:t>
+              <w:t>Entero</w:t>
             </w:r>
           </w:p>
         </w:tc>
@@ -3746,7 +3729,36 @@
                 <w:sz w:val="20"/>
                 <w:szCs w:val="20"/>
               </w:rPr>
-              <w:t>234121</w:t>
+              <w:t>1: Éxito</w:t>
+            </w:r>
+            <w:r>
+              <w:rPr>
+                <w:sz w:val="20"/>
+                <w:szCs w:val="20"/>
+              </w:rPr>
+              <w:t xml:space="preserve"> </w:t>
+            </w:r>
+            <w:r>
+              <w:rPr>
+                <w:sz w:val="20"/>
+                <w:szCs w:val="20"/>
+              </w:rPr>
+              <w:t>autenticando</w:t>
+            </w:r>
+          </w:p>
+          <w:p>
+            <w:pPr>
+              <w:rPr>
+                <w:sz w:val="20"/>
+                <w:szCs w:val="20"/>
+              </w:rPr>
+            </w:pPr>
+            <w:r>
+              <w:rPr>
+                <w:sz w:val="20"/>
+                <w:szCs w:val="20"/>
+              </w:rPr>
+              <w:t>-1: Error</w:t>
             </w:r>
           </w:p>
         </w:tc>
@@ -3762,29 +3774,16 @@
           <w:p>
             <w:pPr>
               <w:rPr>
-                <w:bCs/>
-                <w:sz w:val="20"/>
-                <w:szCs w:val="20"/>
-                <w:lang w:val="es-AR"/>
-              </w:rPr>
-            </w:pPr>
-            <w:r>
-              <w:rPr>
-                <w:bCs/>
-                <w:sz w:val="20"/>
-                <w:szCs w:val="20"/>
-                <w:lang w:val="es-AR"/>
-              </w:rPr>
-              <w:t xml:space="preserve">Fecha </w:t>
-            </w:r>
-            <w:r>
-              <w:rPr>
-                <w:bCs/>
-                <w:sz w:val="20"/>
-                <w:szCs w:val="20"/>
-                <w:lang w:val="es-AR"/>
-              </w:rPr>
-              <w:t>Publicación</w:t>
+                <w:sz w:val="20"/>
+                <w:szCs w:val="20"/>
+              </w:rPr>
+            </w:pPr>
+            <w:r>
+              <w:rPr>
+                <w:sz w:val="20"/>
+                <w:szCs w:val="20"/>
+              </w:rPr>
+              <w:t>Mensaje de Respuesta</w:t>
             </w:r>
           </w:p>
         </w:tc>
@@ -3804,7 +3803,7 @@
                 <w:sz w:val="20"/>
                 <w:szCs w:val="20"/>
               </w:rPr>
-              <w:t>Mandatorio</w:t>
+              <w:t>Opcional</w:t>
             </w:r>
           </w:p>
         </w:tc>
@@ -3824,7 +3823,7 @@
                 <w:sz w:val="20"/>
                 <w:szCs w:val="20"/>
               </w:rPr>
-              <w:t>Date</w:t>
+              <w:t>String</w:t>
             </w:r>
           </w:p>
         </w:tc>
@@ -3844,7 +3843,7 @@
                 <w:sz w:val="20"/>
                 <w:szCs w:val="20"/>
               </w:rPr>
-              <w:t>-</w:t>
+              <w:t>0, 255</w:t>
             </w:r>
           </w:p>
         </w:tc>
@@ -3864,7 +3863,7 @@
                 <w:sz w:val="20"/>
                 <w:szCs w:val="20"/>
               </w:rPr>
-              <w:t>12/09/2026</w:t>
+              <w:t>Usuario autenticado</w:t>
             </w:r>
           </w:p>
         </w:tc>
@@ -3880,20 +3879,16 @@
           <w:p>
             <w:pPr>
               <w:rPr>
-                <w:bCs/>
-                <w:sz w:val="20"/>
-                <w:szCs w:val="20"/>
-                <w:lang w:val="es-AR"/>
-              </w:rPr>
-            </w:pPr>
-            <w:r>
-              <w:rPr>
-                <w:bCs/>
-                <w:sz w:val="20"/>
-                <w:szCs w:val="20"/>
-                <w:lang w:val="es-AR"/>
-              </w:rPr>
-              <w:t>ID Refugio</w:t>
+                <w:sz w:val="20"/>
+                <w:szCs w:val="20"/>
+              </w:rPr>
+            </w:pPr>
+            <w:r>
+              <w:rPr>
+                <w:sz w:val="20"/>
+                <w:szCs w:val="20"/>
+              </w:rPr>
+              <w:t>Token</w:t>
             </w:r>
           </w:p>
         </w:tc>
@@ -3913,7 +3908,7 @@
                 <w:sz w:val="20"/>
                 <w:szCs w:val="20"/>
               </w:rPr>
-              <w:t>Mandatorio</w:t>
+              <w:t>Opcional</w:t>
             </w:r>
           </w:p>
         </w:tc>
@@ -3933,7 +3928,7 @@
                 <w:sz w:val="20"/>
                 <w:szCs w:val="20"/>
               </w:rPr>
-              <w:t>Int</w:t>
+              <w:t>String</w:t>
             </w:r>
           </w:p>
         </w:tc>
@@ -3953,7 +3948,14 @@
                 <w:sz w:val="20"/>
                 <w:szCs w:val="20"/>
               </w:rPr>
-              <w:t>-</w:t>
+              <w:t>1</w:t>
+            </w:r>
+            <w:r>
+              <w:rPr>
+                <w:sz w:val="20"/>
+                <w:szCs w:val="20"/>
+              </w:rPr>
+              <w:t>, 32</w:t>
             </w:r>
           </w:p>
         </w:tc>
@@ -3973,950 +3975,7 @@
                 <w:sz w:val="20"/>
                 <w:szCs w:val="20"/>
               </w:rPr>
-              <w:t>43</w:t>
-            </w:r>
-          </w:p>
-        </w:tc>
-      </w:tr>
-      <w:tr>
-        <w:trPr>
-          <w:trHeight w:val="202"/>
-        </w:trPr>
-        <w:tc>
-          <w:tcPr>
-            <w:tcW w:w="1928" w:type="dxa"/>
-          </w:tcPr>
-          <w:p>
-            <w:pPr>
-              <w:rPr>
-                <w:bCs/>
-                <w:sz w:val="20"/>
-                <w:szCs w:val="20"/>
-                <w:lang w:val="es-AR"/>
-              </w:rPr>
-            </w:pPr>
-            <w:r>
-              <w:rPr>
-                <w:bCs/>
-                <w:sz w:val="20"/>
-                <w:szCs w:val="20"/>
-                <w:lang w:val="es-AR"/>
-              </w:rPr>
-              <w:t>CUIL Publicante</w:t>
-            </w:r>
-          </w:p>
-        </w:tc>
-        <w:tc>
-          <w:tcPr>
-            <w:tcW w:w="1920" w:type="dxa"/>
-          </w:tcPr>
-          <w:p>
-            <w:pPr>
-              <w:rPr>
-                <w:sz w:val="20"/>
-                <w:szCs w:val="20"/>
-              </w:rPr>
-            </w:pPr>
-            <w:r>
-              <w:rPr>
-                <w:sz w:val="20"/>
-                <w:szCs w:val="20"/>
-              </w:rPr>
-              <w:t>Mandatorio</w:t>
-            </w:r>
-          </w:p>
-        </w:tc>
-        <w:tc>
-          <w:tcPr>
-            <w:tcW w:w="1933" w:type="dxa"/>
-          </w:tcPr>
-          <w:p>
-            <w:pPr>
-              <w:rPr>
-                <w:sz w:val="20"/>
-                <w:szCs w:val="20"/>
-              </w:rPr>
-            </w:pPr>
-            <w:r>
-              <w:rPr>
-                <w:sz w:val="20"/>
-                <w:szCs w:val="20"/>
-              </w:rPr>
-              <w:t>String</w:t>
-            </w:r>
-          </w:p>
-        </w:tc>
-        <w:tc>
-          <w:tcPr>
-            <w:tcW w:w="1899" w:type="dxa"/>
-          </w:tcPr>
-          <w:p>
-            <w:pPr>
-              <w:rPr>
-                <w:sz w:val="20"/>
-                <w:szCs w:val="20"/>
-              </w:rPr>
-            </w:pPr>
-            <w:r>
-              <w:rPr>
-                <w:sz w:val="20"/>
-                <w:szCs w:val="20"/>
-              </w:rPr>
-              <w:t>11</w:t>
-            </w:r>
-          </w:p>
-        </w:tc>
-        <w:tc>
-          <w:tcPr>
-            <w:tcW w:w="2174" w:type="dxa"/>
-          </w:tcPr>
-          <w:p>
-            <w:pPr>
-              <w:rPr>
-                <w:sz w:val="20"/>
-                <w:szCs w:val="20"/>
-              </w:rPr>
-            </w:pPr>
-            <w:r>
-              <w:rPr>
-                <w:sz w:val="20"/>
-                <w:szCs w:val="20"/>
-              </w:rPr>
-              <w:t>23447907119</w:t>
-            </w:r>
-          </w:p>
-        </w:tc>
-      </w:tr>
-      <w:tr>
-        <w:trPr>
-          <w:trHeight w:val="202"/>
-        </w:trPr>
-        <w:tc>
-          <w:tcPr>
-            <w:tcW w:w="1928" w:type="dxa"/>
-          </w:tcPr>
-          <w:p>
-            <w:pPr>
-              <w:rPr>
-                <w:bCs/>
-                <w:sz w:val="20"/>
-                <w:szCs w:val="20"/>
-                <w:lang w:val="es-AR"/>
-              </w:rPr>
-            </w:pPr>
-            <w:r>
-              <w:rPr>
-                <w:bCs/>
-                <w:sz w:val="20"/>
-                <w:szCs w:val="20"/>
-                <w:lang w:val="es-AR"/>
-              </w:rPr>
-              <w:t>Características Mascota</w:t>
-            </w:r>
-          </w:p>
-        </w:tc>
-        <w:tc>
-          <w:tcPr>
-            <w:tcW w:w="1920" w:type="dxa"/>
-          </w:tcPr>
-          <w:p>
-            <w:pPr>
-              <w:rPr>
-                <w:sz w:val="20"/>
-                <w:szCs w:val="20"/>
-              </w:rPr>
-            </w:pPr>
-            <w:r>
-              <w:rPr>
-                <w:sz w:val="20"/>
-                <w:szCs w:val="20"/>
-              </w:rPr>
-              <w:t>Mandatorio</w:t>
-            </w:r>
-          </w:p>
-        </w:tc>
-        <w:tc>
-          <w:tcPr>
-            <w:tcW w:w="1933" w:type="dxa"/>
-          </w:tcPr>
-          <w:p>
-            <w:pPr>
-              <w:rPr>
-                <w:sz w:val="20"/>
-                <w:szCs w:val="20"/>
-              </w:rPr>
-            </w:pPr>
-            <w:r>
-              <w:rPr>
-                <w:sz w:val="20"/>
-                <w:szCs w:val="20"/>
-              </w:rPr>
-              <w:t>String</w:t>
-            </w:r>
-          </w:p>
-        </w:tc>
-        <w:tc>
-          <w:tcPr>
-            <w:tcW w:w="1899" w:type="dxa"/>
-          </w:tcPr>
-          <w:p>
-            <w:pPr>
-              <w:rPr>
-                <w:sz w:val="20"/>
-                <w:szCs w:val="20"/>
-              </w:rPr>
-            </w:pPr>
-            <w:r>
-              <w:rPr>
-                <w:sz w:val="20"/>
-                <w:szCs w:val="20"/>
-              </w:rPr>
-              <w:t>1, 255</w:t>
-            </w:r>
-          </w:p>
-        </w:tc>
-        <w:tc>
-          <w:tcPr>
-            <w:tcW w:w="2174" w:type="dxa"/>
-          </w:tcPr>
-          <w:p>
-            <w:pPr>
-              <w:rPr>
-                <w:sz w:val="20"/>
-                <w:szCs w:val="20"/>
-              </w:rPr>
-            </w:pPr>
-            <w:r>
-              <w:rPr>
-                <w:sz w:val="20"/>
-                <w:szCs w:val="20"/>
-              </w:rPr>
-              <w:t>Muy amistoso…</w:t>
-            </w:r>
-          </w:p>
-        </w:tc>
-      </w:tr>
-      <w:tr>
-        <w:trPr>
-          <w:trHeight w:val="202"/>
-        </w:trPr>
-        <w:tc>
-          <w:tcPr>
-            <w:tcW w:w="1928" w:type="dxa"/>
-          </w:tcPr>
-          <w:p>
-            <w:pPr>
-              <w:rPr>
-                <w:bCs/>
-                <w:sz w:val="20"/>
-                <w:szCs w:val="20"/>
-                <w:lang w:val="es-AR"/>
-              </w:rPr>
-            </w:pPr>
-            <w:r>
-              <w:rPr>
-                <w:bCs/>
-                <w:sz w:val="20"/>
-                <w:szCs w:val="20"/>
-                <w:lang w:val="es-AR"/>
-              </w:rPr>
-              <w:t>Condición Sanitaria</w:t>
-            </w:r>
-          </w:p>
-        </w:tc>
-        <w:tc>
-          <w:tcPr>
-            <w:tcW w:w="1920" w:type="dxa"/>
-          </w:tcPr>
-          <w:p>
-            <w:pPr>
-              <w:rPr>
-                <w:sz w:val="20"/>
-                <w:szCs w:val="20"/>
-              </w:rPr>
-            </w:pPr>
-            <w:r>
-              <w:rPr>
-                <w:sz w:val="20"/>
-                <w:szCs w:val="20"/>
-              </w:rPr>
-              <w:t>Mandatorio</w:t>
-            </w:r>
-          </w:p>
-        </w:tc>
-        <w:tc>
-          <w:tcPr>
-            <w:tcW w:w="1933" w:type="dxa"/>
-          </w:tcPr>
-          <w:p>
-            <w:pPr>
-              <w:rPr>
-                <w:sz w:val="20"/>
-                <w:szCs w:val="20"/>
-              </w:rPr>
-            </w:pPr>
-            <w:r>
-              <w:rPr>
-                <w:sz w:val="20"/>
-                <w:szCs w:val="20"/>
-              </w:rPr>
-              <w:t>String</w:t>
-            </w:r>
-          </w:p>
-        </w:tc>
-        <w:tc>
-          <w:tcPr>
-            <w:tcW w:w="1899" w:type="dxa"/>
-          </w:tcPr>
-          <w:p>
-            <w:pPr>
-              <w:rPr>
-                <w:sz w:val="20"/>
-                <w:szCs w:val="20"/>
-              </w:rPr>
-            </w:pPr>
-            <w:r>
-              <w:rPr>
-                <w:sz w:val="20"/>
-                <w:szCs w:val="20"/>
-              </w:rPr>
-              <w:t>1, 255</w:t>
-            </w:r>
-          </w:p>
-        </w:tc>
-        <w:tc>
-          <w:tcPr>
-            <w:tcW w:w="2174" w:type="dxa"/>
-          </w:tcPr>
-          <w:p>
-            <w:pPr>
-              <w:rPr>
-                <w:sz w:val="20"/>
-                <w:szCs w:val="20"/>
-              </w:rPr>
-            </w:pPr>
-            <w:r>
-              <w:rPr>
-                <w:sz w:val="20"/>
-                <w:szCs w:val="20"/>
-              </w:rPr>
-              <w:t>Vacunado…</w:t>
-            </w:r>
-          </w:p>
-        </w:tc>
-      </w:tr>
-      <w:tr>
-        <w:trPr>
-          <w:trHeight w:val="202"/>
-        </w:trPr>
-        <w:tc>
-          <w:tcPr>
-            <w:tcW w:w="1928" w:type="dxa"/>
-          </w:tcPr>
-          <w:p>
-            <w:pPr>
-              <w:rPr>
-                <w:bCs/>
-                <w:sz w:val="20"/>
-                <w:szCs w:val="20"/>
-                <w:lang w:val="es-AR"/>
-              </w:rPr>
-            </w:pPr>
-            <w:r>
-              <w:rPr>
-                <w:bCs/>
-                <w:sz w:val="20"/>
-                <w:szCs w:val="20"/>
-                <w:lang w:val="es-AR"/>
-              </w:rPr>
-              <w:t xml:space="preserve">Estado </w:t>
-            </w:r>
-            <w:r>
-              <w:rPr>
-                <w:bCs/>
-                <w:sz w:val="20"/>
-                <w:szCs w:val="20"/>
-                <w:lang w:val="es-AR"/>
-              </w:rPr>
-              <w:lastRenderedPageBreak/>
-              <w:t>Publicación</w:t>
-            </w:r>
-          </w:p>
-        </w:tc>
-        <w:tc>
-          <w:tcPr>
-            <w:tcW w:w="1920" w:type="dxa"/>
-          </w:tcPr>
-          <w:p>
-            <w:pPr>
-              <w:rPr>
-                <w:sz w:val="20"/>
-                <w:szCs w:val="20"/>
-              </w:rPr>
-            </w:pPr>
-            <w:r>
-              <w:rPr>
-                <w:sz w:val="20"/>
-                <w:szCs w:val="20"/>
-              </w:rPr>
-              <w:lastRenderedPageBreak/>
-              <w:t>Mandatorio</w:t>
-            </w:r>
-          </w:p>
-        </w:tc>
-        <w:tc>
-          <w:tcPr>
-            <w:tcW w:w="1933" w:type="dxa"/>
-          </w:tcPr>
-          <w:p>
-            <w:pPr>
-              <w:rPr>
-                <w:sz w:val="20"/>
-                <w:szCs w:val="20"/>
-              </w:rPr>
-            </w:pPr>
-            <w:r>
-              <w:rPr>
-                <w:sz w:val="20"/>
-                <w:szCs w:val="20"/>
-              </w:rPr>
-              <w:t>String</w:t>
-            </w:r>
-          </w:p>
-        </w:tc>
-        <w:tc>
-          <w:tcPr>
-            <w:tcW w:w="1899" w:type="dxa"/>
-          </w:tcPr>
-          <w:p>
-            <w:pPr>
-              <w:rPr>
-                <w:sz w:val="20"/>
-                <w:szCs w:val="20"/>
-              </w:rPr>
-            </w:pPr>
-            <w:r>
-              <w:rPr>
-                <w:sz w:val="20"/>
-                <w:szCs w:val="20"/>
-              </w:rPr>
-              <w:t>1, 32</w:t>
-            </w:r>
-          </w:p>
-        </w:tc>
-        <w:tc>
-          <w:tcPr>
-            <w:tcW w:w="2174" w:type="dxa"/>
-          </w:tcPr>
-          <w:p>
-            <w:pPr>
-              <w:rPr>
-                <w:sz w:val="20"/>
-                <w:szCs w:val="20"/>
-              </w:rPr>
-            </w:pPr>
-            <w:r>
-              <w:rPr>
-                <w:sz w:val="20"/>
-                <w:szCs w:val="20"/>
-              </w:rPr>
-              <w:t xml:space="preserve">Activa, Pausada, </w:t>
-            </w:r>
-            <w:r>
-              <w:rPr>
-                <w:sz w:val="20"/>
-                <w:szCs w:val="20"/>
-              </w:rPr>
-              <w:lastRenderedPageBreak/>
-              <w:t>Finalizada</w:t>
-            </w:r>
-          </w:p>
-        </w:tc>
-      </w:tr>
-      <w:tr>
-        <w:tc>
-          <w:tcPr>
-            <w:tcW w:w="9854" w:type="dxa"/>
-            <w:gridSpan w:val="5"/>
-            <w:shd w:val="clear" w:color="auto" w:fill="D9E2F3"/>
-          </w:tcPr>
-          <w:p>
-            <w:pPr>
-              <w:rPr>
-                <w:b/>
-                <w:sz w:val="20"/>
-                <w:szCs w:val="20"/>
-              </w:rPr>
-            </w:pPr>
-            <w:r>
-              <w:rPr>
-                <w:b/>
-                <w:sz w:val="20"/>
-                <w:szCs w:val="20"/>
-              </w:rPr>
-              <w:t>Respuesta</w:t>
-            </w:r>
-          </w:p>
-        </w:tc>
-      </w:tr>
-      <w:tr>
-        <w:trPr>
-          <w:trHeight w:val="203"/>
-        </w:trPr>
-        <w:tc>
-          <w:tcPr>
-            <w:tcW w:w="1928" w:type="dxa"/>
-            <w:vAlign w:val="center"/>
-          </w:tcPr>
-          <w:p>
-            <w:pPr>
-              <w:rPr>
-                <w:sz w:val="20"/>
-                <w:szCs w:val="20"/>
-              </w:rPr>
-            </w:pPr>
-            <w:r>
-              <w:rPr>
-                <w:sz w:val="20"/>
-                <w:szCs w:val="20"/>
-              </w:rPr>
-              <w:t>Campo</w:t>
-            </w:r>
-          </w:p>
-        </w:tc>
-        <w:tc>
-          <w:tcPr>
-            <w:tcW w:w="1920" w:type="dxa"/>
-            <w:vAlign w:val="center"/>
-          </w:tcPr>
-          <w:p>
-            <w:pPr>
-              <w:rPr>
-                <w:sz w:val="20"/>
-                <w:szCs w:val="20"/>
-              </w:rPr>
-            </w:pPr>
-            <w:r>
-              <w:rPr>
-                <w:sz w:val="20"/>
-                <w:szCs w:val="20"/>
-              </w:rPr>
-              <w:t>Tipo</w:t>
-            </w:r>
-          </w:p>
-        </w:tc>
-        <w:tc>
-          <w:tcPr>
-            <w:tcW w:w="1933" w:type="dxa"/>
-            <w:vAlign w:val="center"/>
-          </w:tcPr>
-          <w:p>
-            <w:pPr>
-              <w:rPr>
-                <w:sz w:val="20"/>
-                <w:szCs w:val="20"/>
-              </w:rPr>
-            </w:pPr>
-            <w:r>
-              <w:rPr>
-                <w:sz w:val="20"/>
-                <w:szCs w:val="20"/>
-              </w:rPr>
-              <w:t>Tipo de Dato</w:t>
-            </w:r>
-          </w:p>
-        </w:tc>
-        <w:tc>
-          <w:tcPr>
-            <w:tcW w:w="1899" w:type="dxa"/>
-            <w:vAlign w:val="center"/>
-          </w:tcPr>
-          <w:p>
-            <w:pPr>
-              <w:rPr>
-                <w:sz w:val="20"/>
-                <w:szCs w:val="20"/>
-              </w:rPr>
-            </w:pPr>
-            <w:r>
-              <w:rPr>
-                <w:sz w:val="20"/>
-                <w:szCs w:val="20"/>
-              </w:rPr>
-              <w:t>Longitud [Min, Max]</w:t>
-            </w:r>
-          </w:p>
-        </w:tc>
-        <w:tc>
-          <w:tcPr>
-            <w:tcW w:w="2174" w:type="dxa"/>
-            <w:vAlign w:val="center"/>
-          </w:tcPr>
-          <w:p>
-            <w:pPr>
-              <w:rPr>
-                <w:sz w:val="20"/>
-                <w:szCs w:val="20"/>
-              </w:rPr>
-            </w:pPr>
-            <w:r>
-              <w:rPr>
-                <w:sz w:val="20"/>
-                <w:szCs w:val="20"/>
-              </w:rPr>
-              <w:t>Ejemplo de contenido del campo</w:t>
-            </w:r>
-          </w:p>
-        </w:tc>
-      </w:tr>
-      <w:tr>
-        <w:trPr>
-          <w:trHeight w:val="202"/>
-        </w:trPr>
-        <w:tc>
-          <w:tcPr>
-            <w:tcW w:w="1928" w:type="dxa"/>
-          </w:tcPr>
-          <w:p>
-            <w:pPr>
-              <w:rPr>
-                <w:sz w:val="20"/>
-                <w:szCs w:val="20"/>
-              </w:rPr>
-            </w:pPr>
-            <w:r>
-              <w:rPr>
-                <w:sz w:val="20"/>
-                <w:szCs w:val="20"/>
-              </w:rPr>
-              <w:t>Código de Respuesta</w:t>
-            </w:r>
-          </w:p>
-        </w:tc>
-        <w:tc>
-          <w:tcPr>
-            <w:tcW w:w="1920" w:type="dxa"/>
-          </w:tcPr>
-          <w:p>
-            <w:pPr>
-              <w:rPr>
-                <w:sz w:val="20"/>
-                <w:szCs w:val="20"/>
-              </w:rPr>
-            </w:pPr>
-            <w:r>
-              <w:rPr>
-                <w:sz w:val="20"/>
-                <w:szCs w:val="20"/>
-              </w:rPr>
-              <w:t>Mandatorio</w:t>
-            </w:r>
-          </w:p>
-        </w:tc>
-        <w:tc>
-          <w:tcPr>
-            <w:tcW w:w="1933" w:type="dxa"/>
-          </w:tcPr>
-          <w:p>
-            <w:pPr>
-              <w:rPr>
-                <w:sz w:val="20"/>
-                <w:szCs w:val="20"/>
-              </w:rPr>
-            </w:pPr>
-            <w:r>
-              <w:rPr>
-                <w:sz w:val="20"/>
-                <w:szCs w:val="20"/>
-              </w:rPr>
-              <w:t>Entero</w:t>
-            </w:r>
-          </w:p>
-        </w:tc>
-        <w:tc>
-          <w:tcPr>
-            <w:tcW w:w="1899" w:type="dxa"/>
-          </w:tcPr>
-          <w:p>
-            <w:pPr>
-              <w:rPr>
-                <w:sz w:val="20"/>
-                <w:szCs w:val="20"/>
-              </w:rPr>
-            </w:pPr>
-            <w:r>
-              <w:rPr>
-                <w:sz w:val="20"/>
-                <w:szCs w:val="20"/>
-              </w:rPr>
-              <w:t>-</w:t>
-            </w:r>
-          </w:p>
-        </w:tc>
-        <w:tc>
-          <w:tcPr>
-            <w:tcW w:w="2174" w:type="dxa"/>
-          </w:tcPr>
-          <w:p>
-            <w:pPr>
-              <w:rPr>
-                <w:sz w:val="20"/>
-                <w:szCs w:val="20"/>
-              </w:rPr>
-            </w:pPr>
-            <w:r>
-              <w:rPr>
-                <w:sz w:val="20"/>
-                <w:szCs w:val="20"/>
-              </w:rPr>
-              <w:t>1: Éxito</w:t>
-            </w:r>
-            <w:r>
-              <w:rPr>
-                <w:sz w:val="20"/>
-                <w:szCs w:val="20"/>
-              </w:rPr>
-              <w:t xml:space="preserve"> en creación</w:t>
-            </w:r>
-          </w:p>
-          <w:p>
-            <w:pPr>
-              <w:rPr>
-                <w:sz w:val="20"/>
-                <w:szCs w:val="20"/>
-              </w:rPr>
-            </w:pPr>
-            <w:r>
-              <w:rPr>
-                <w:sz w:val="20"/>
-                <w:szCs w:val="20"/>
-              </w:rPr>
-              <w:t>0: Post Actualizado</w:t>
-            </w:r>
-          </w:p>
-          <w:p>
-            <w:pPr>
-              <w:rPr>
-                <w:sz w:val="20"/>
-                <w:szCs w:val="20"/>
-              </w:rPr>
-            </w:pPr>
-            <w:r>
-              <w:rPr>
-                <w:sz w:val="20"/>
-                <w:szCs w:val="20"/>
-              </w:rPr>
-              <w:t>-1: Error</w:t>
-            </w:r>
-          </w:p>
-        </w:tc>
-      </w:tr>
-      <w:tr>
-        <w:trPr>
-          <w:trHeight w:val="202"/>
-        </w:trPr>
-        <w:tc>
-          <w:tcPr>
-            <w:tcW w:w="1928" w:type="dxa"/>
-          </w:tcPr>
-          <w:p>
-            <w:pPr>
-              <w:rPr>
-                <w:sz w:val="20"/>
-                <w:szCs w:val="20"/>
-              </w:rPr>
-            </w:pPr>
-            <w:r>
-              <w:rPr>
-                <w:sz w:val="20"/>
-                <w:szCs w:val="20"/>
-              </w:rPr>
-              <w:t>Mensaje de Respuesta</w:t>
-            </w:r>
-          </w:p>
-        </w:tc>
-        <w:tc>
-          <w:tcPr>
-            <w:tcW w:w="1920" w:type="dxa"/>
-          </w:tcPr>
-          <w:p>
-            <w:pPr>
-              <w:rPr>
-                <w:sz w:val="20"/>
-                <w:szCs w:val="20"/>
-              </w:rPr>
-            </w:pPr>
-            <w:r>
-              <w:rPr>
-                <w:sz w:val="20"/>
-                <w:szCs w:val="20"/>
-              </w:rPr>
-              <w:t>Opcional</w:t>
-            </w:r>
-          </w:p>
-        </w:tc>
-        <w:tc>
-          <w:tcPr>
-            <w:tcW w:w="1933" w:type="dxa"/>
-          </w:tcPr>
-          <w:p>
-            <w:pPr>
-              <w:rPr>
-                <w:sz w:val="20"/>
-                <w:szCs w:val="20"/>
-              </w:rPr>
-            </w:pPr>
-            <w:r>
-              <w:rPr>
-                <w:sz w:val="20"/>
-                <w:szCs w:val="20"/>
-              </w:rPr>
-              <w:t>String</w:t>
-            </w:r>
-          </w:p>
-        </w:tc>
-        <w:tc>
-          <w:tcPr>
-            <w:tcW w:w="1899" w:type="dxa"/>
-          </w:tcPr>
-          <w:p>
-            <w:pPr>
-              <w:rPr>
-                <w:sz w:val="20"/>
-                <w:szCs w:val="20"/>
-              </w:rPr>
-            </w:pPr>
-            <w:r>
-              <w:rPr>
-                <w:sz w:val="20"/>
-                <w:szCs w:val="20"/>
-              </w:rPr>
-              <w:t>0, 255</w:t>
-            </w:r>
-          </w:p>
-        </w:tc>
-        <w:tc>
-          <w:tcPr>
-            <w:tcW w:w="2174" w:type="dxa"/>
-          </w:tcPr>
-          <w:p>
-            <w:pPr>
-              <w:rPr>
-                <w:sz w:val="20"/>
-                <w:szCs w:val="20"/>
-              </w:rPr>
-            </w:pPr>
-            <w:r>
-              <w:rPr>
-                <w:sz w:val="20"/>
-                <w:szCs w:val="20"/>
-              </w:rPr>
-              <w:t>Información sanitaria registrada y asociada</w:t>
-            </w:r>
-          </w:p>
-        </w:tc>
-      </w:tr>
-      <w:tr>
-        <w:trPr>
-          <w:trHeight w:val="202"/>
-        </w:trPr>
-        <w:tc>
-          <w:tcPr>
-            <w:tcW w:w="1928" w:type="dxa"/>
-          </w:tcPr>
-          <w:p>
-            <w:pPr>
-              <w:rPr>
-                <w:sz w:val="20"/>
-                <w:szCs w:val="20"/>
-              </w:rPr>
-            </w:pPr>
-            <w:r>
-              <w:rPr>
-                <w:sz w:val="20"/>
-                <w:szCs w:val="20"/>
-              </w:rPr>
-              <w:t>Nro. Publicación</w:t>
-            </w:r>
-          </w:p>
-        </w:tc>
-        <w:tc>
-          <w:tcPr>
-            <w:tcW w:w="1920" w:type="dxa"/>
-          </w:tcPr>
-          <w:p>
-            <w:pPr>
-              <w:rPr>
-                <w:sz w:val="20"/>
-                <w:szCs w:val="20"/>
-              </w:rPr>
-            </w:pPr>
-            <w:r>
-              <w:rPr>
-                <w:sz w:val="20"/>
-                <w:szCs w:val="20"/>
-              </w:rPr>
-              <w:t>Opcional</w:t>
-            </w:r>
-          </w:p>
-        </w:tc>
-        <w:tc>
-          <w:tcPr>
-            <w:tcW w:w="1933" w:type="dxa"/>
-          </w:tcPr>
-          <w:p>
-            <w:pPr>
-              <w:rPr>
-                <w:sz w:val="20"/>
-                <w:szCs w:val="20"/>
-              </w:rPr>
-            </w:pPr>
-            <w:r>
-              <w:rPr>
-                <w:sz w:val="20"/>
-                <w:szCs w:val="20"/>
-              </w:rPr>
-              <w:t>Int</w:t>
-            </w:r>
-          </w:p>
-        </w:tc>
-        <w:tc>
-          <w:tcPr>
-            <w:tcW w:w="1899" w:type="dxa"/>
-          </w:tcPr>
-          <w:p>
-            <w:pPr>
-              <w:rPr>
-                <w:sz w:val="20"/>
-                <w:szCs w:val="20"/>
-              </w:rPr>
-            </w:pPr>
-            <w:r>
-              <w:rPr>
-                <w:sz w:val="20"/>
-                <w:szCs w:val="20"/>
-              </w:rPr>
-              <w:t>-</w:t>
-            </w:r>
-          </w:p>
-        </w:tc>
-        <w:tc>
-          <w:tcPr>
-            <w:tcW w:w="2174" w:type="dxa"/>
-          </w:tcPr>
-          <w:p>
-            <w:pPr>
-              <w:rPr>
-                <w:sz w:val="20"/>
-                <w:szCs w:val="20"/>
-              </w:rPr>
-            </w:pPr>
-            <w:r>
-              <w:rPr>
-                <w:sz w:val="20"/>
-                <w:szCs w:val="20"/>
-              </w:rPr>
-              <w:t>234121</w:t>
+              <w:t>Dfdads43411…</w:t>
             </w:r>
           </w:p>
         </w:tc>
